--- a/pr-preview/pr-95/Your-Book-Title.docx
+++ b/pr-preview/pr-95/Your-Book-Title.docx
@@ -2265,7 +2265,7 @@
         <w:t xml:space="preserve"> </w:t>
       </w:r>
       <w:r>
-        <w:t xml:space="preserve">56d7661</w:t>
+        <w:t xml:space="preserve">53bd7d6</w:t>
       </w:r>
     </w:p>
     <w:p>
@@ -2287,7 +2287,7 @@
         <w:t xml:space="preserve"> </w:t>
       </w:r>
       <w:r>
-        <w:t xml:space="preserve">56d7661b82c84eeb482e029a4b8f906a70f96eba</w:t>
+        <w:t xml:space="preserve">53bd7d69edf31d124eebd68b97b5876335642ee9</w:t>
       </w:r>
     </w:p>
     <w:p>
@@ -2309,7 +2309,7 @@
         <w:t xml:space="preserve"> </w:t>
       </w:r>
       <w:r>
-        <w:t xml:space="preserve">2026-10-22 15:24:17 -0700</w:t>
+        <w:t xml:space="preserve">2026-10-22 22:29:50 +0000</w:t>
       </w:r>
     </w:p>
     <w:p>

--- a/pr-preview/pr-95/Your-Book-Title.docx
+++ b/pr-preview/pr-95/Your-Book-Title.docx
@@ -23,7 +23,7 @@
         <w:pStyle w:val="Date"/>
       </w:pPr>
       <w:r>
-        <w:t xml:space="preserve">Last updated: 2026-10-22</w:t>
+        <w:t xml:space="preserve">Last updated: 2026-10-23</w:t>
       </w:r>
     </w:p>
     <w:bookmarkStart w:id="15" w:name="welcome"/>
@@ -2265,7 +2265,7 @@
         <w:t xml:space="preserve"> </w:t>
       </w:r>
       <w:r>
-        <w:t xml:space="preserve">53bd7d6</w:t>
+        <w:t xml:space="preserve">4243c7b</w:t>
       </w:r>
     </w:p>
     <w:p>
@@ -2287,7 +2287,7 @@
         <w:t xml:space="preserve"> </w:t>
       </w:r>
       <w:r>
-        <w:t xml:space="preserve">53bd7d69edf31d124eebd68b97b5876335642ee9</w:t>
+        <w:t xml:space="preserve">4243c7beb20630da91fab84cfb95715adda27725</w:t>
       </w:r>
     </w:p>
     <w:p>
@@ -2309,7 +2309,7 @@
         <w:t xml:space="preserve"> </w:t>
       </w:r>
       <w:r>
-        <w:t xml:space="preserve">2026-10-22 22:29:50 +0000</w:t>
+        <w:t xml:space="preserve">2026-10-23 01:36:35 +0000</w:t>
       </w:r>
     </w:p>
     <w:p>
